--- a/Volume 1/Chapter 01 - Development Environment/SPA_Vol1_Ch1_Lesson1_5_Python_Setup.docx
+++ b/Volume 1/Chapter 01 - Development Environment/SPA_Vol1_Ch1_Lesson1_5_Python_Setup.docx
@@ -1547,7 +1547,7 @@
         <w:keepNext/>
       </w:pPr>
       <w:r>
-        <w:t>New-Item -ItemType Directory -Force $HOME\spa | Out-Null</w:t>
+        <w:t>New-Item -ItemType Directory -Force "$HOME\spa" | Out-Null</w:t>
       </w:r>
     </w:p>
     <w:p>
@@ -1555,7 +1555,7 @@
         <w:pStyle w:val="CommandBlock"/>
       </w:pPr>
       <w:r>
-        <w:t>Set-Location $HOME\spa</w:t>
+        <w:t>Set-Location "$HOME\spa"</w:t>
       </w:r>
     </w:p>
     <w:p>
@@ -1605,7 +1605,7 @@
         <w:keepNext/>
       </w:pPr>
       <w:r>
-        <w:t>New-Item -ItemType Directory -Force .\lesson-1.5\python | Out-Null</w:t>
+        <w:t>New-Item -ItemType Directory -Force "$HOME\spa\lesson-1.5\python" | Out-Null</w:t>
       </w:r>
     </w:p>
     <w:p>
@@ -1614,7 +1614,7 @@
         <w:keepNext/>
       </w:pPr>
       <w:r>
-        <w:t>Set-Location .\lesson-1.5</w:t>
+        <w:t>Set-Location "$HOME\spa\lesson-1.5"</w:t>
       </w:r>
     </w:p>
     <w:p>
@@ -1635,7 +1635,7 @@
         <w:pStyle w:val="ListBullet"/>
       </w:pPr>
       <w:r>
-        <w:t>.\lesson-1.5\python is a relative path: lesson-1.5 inside the current folder, spa, and python inside that. New-Item makes both folders in one step.</w:t>
+        <w:t>"$HOME\spa\lesson-1.5\python" is lesson-1.5 inside spa, and python inside that. New-Item makes both folders in one step. Each folder is a full path that starts with $HOME\spa, so the line makes the same folder from any folder you are in.</w:t>
       </w:r>
     </w:p>
     <w:p>
@@ -1643,7 +1643,7 @@
         <w:pStyle w:val="ListBullet"/>
       </w:pPr>
       <w:r>
-        <w:t>Set-Location .\lesson-1.5 moves into the lesson folder, and Get-Location prints the current folder as a full path.</w:t>
+        <w:t>Set-Location "$HOME\spa\lesson-1.5" moves into the lesson folder, and Get-Location prints the current folder as a full path.</w:t>
       </w:r>
     </w:p>
     <w:p>
@@ -1771,7 +1771,7 @@
         <w:keepNext/>
       </w:pPr>
       <w:r>
-        <w:t>mkdir -p ~/spa/lesson-1.5/python</w:t>
+        <w:t>mkdir -p "$HOME/spa/lesson-1.5/python"</w:t>
       </w:r>
     </w:p>
     <w:p>
@@ -1780,7 +1780,7 @@
         <w:keepNext/>
       </w:pPr>
       <w:r>
-        <w:t>cd ~/spa/lesson-1.5</w:t>
+        <w:t>cd "$HOME/spa/lesson-1.5"</w:t>
       </w:r>
     </w:p>
     <w:p>
@@ -1798,7 +1798,7 @@
     </w:p>
     <w:p>
       <w:r>
-        <w:t>~ is your home folder. mkdir -p creates the folders, including any missing ones on the way, cd moves into lesson-1.5, and pwd prints where you are: /home/ followed by your user name and /spa/lesson-1.5 on Linux, or the same under /Users/ on macOS.</w:t>
+        <w:t>$HOME is your home folder. mkdir -p creates the folders, including any missing ones on the way, cd moves into lesson-1.5, and pwd prints where you are: /home/ followed by your user name and /spa/lesson-1.5 on Linux, or the same under /Users/ on macOS.</w:t>
       </w:r>
     </w:p>
     <w:p>
@@ -3383,31 +3383,31 @@
       </w:rPr>
     </w:lvl>
   </w:abstractNum>
-  <w:num w:numId="1" w16cid:durableId="1200044811">
+  <w:num w:numId="1" w16cid:durableId="1078870087">
     <w:abstractNumId w:val="8"/>
   </w:num>
-  <w:num w:numId="2" w16cid:durableId="1329409206">
+  <w:num w:numId="2" w16cid:durableId="1059090159">
     <w:abstractNumId w:val="6"/>
   </w:num>
-  <w:num w:numId="3" w16cid:durableId="1692563054">
+  <w:num w:numId="3" w16cid:durableId="1237088282">
     <w:abstractNumId w:val="5"/>
   </w:num>
-  <w:num w:numId="4" w16cid:durableId="893470965">
+  <w:num w:numId="4" w16cid:durableId="401562611">
     <w:abstractNumId w:val="4"/>
   </w:num>
-  <w:num w:numId="5" w16cid:durableId="940257388">
+  <w:num w:numId="5" w16cid:durableId="436943862">
     <w:abstractNumId w:val="7"/>
   </w:num>
-  <w:num w:numId="6" w16cid:durableId="576985954">
+  <w:num w:numId="6" w16cid:durableId="1115102734">
     <w:abstractNumId w:val="3"/>
   </w:num>
-  <w:num w:numId="7" w16cid:durableId="786704650">
+  <w:num w:numId="7" w16cid:durableId="646201094">
     <w:abstractNumId w:val="2"/>
   </w:num>
-  <w:num w:numId="8" w16cid:durableId="1910457115">
+  <w:num w:numId="8" w16cid:durableId="1111239018">
     <w:abstractNumId w:val="1"/>
   </w:num>
-  <w:num w:numId="9" w16cid:durableId="2123570944">
+  <w:num w:numId="9" w16cid:durableId="397292175">
     <w:abstractNumId w:val="0"/>
   </w:num>
 </w:numbering>

--- a/Volume 1/Chapter 01 - Development Environment/SPA_Vol1_Ch1_Lesson1_5_Python_Setup.docx
+++ b/Volume 1/Chapter 01 - Development Environment/SPA_Vol1_Ch1_Lesson1_5_Python_Setup.docx
@@ -467,6 +467,7 @@
         <w:pStyle w:val="ListBullet"/>
       </w:pPr>
       <w:r>
+        <w:lastRenderedPageBreak/>
         <w:t>If a version such as Python 3.14.7 appears instead, some Python is already installed. Still follow Steps 2 and 3, which make sure it is the Python this course uses.</w:t>
       </w:r>
     </w:p>
@@ -965,6 +966,7 @@
         <w:pStyle w:val="ListBullet"/>
       </w:pPr>
       <w:r>
+        <w:lastRenderedPageBreak/>
         <w:t>[Environment]::GetEnvironmentVariable('Path', 'User') reads your current User PATH. We read it first and only add to it, because other programs keep their folders there too.</w:t>
       </w:r>
     </w:p>
